--- a/docs/reports/膳哉-实验报告.docx
+++ b/docs/reports/膳哉-实验报告.docx
@@ -92,9 +92,9 @@
                 <w:b w:val="0"/>
                 <w:sz w:val="21"/>
               </w:rPr>
-              <w:t>成员A：学号/姓名/班级（待填写）</w:t>
+              <w:t>李天灿：学号/班级（待填写），GitHub：xgmx2005 / LiTiancan</w:t>
               <w:br/>
-              <w:t>成员B：学号/姓名/班级（待填写）</w:t>
+              <w:t>陈颜西：学号/班级（待填写），GitHub：cyx-dawang</w:t>
             </w:r>
           </w:p>
         </w:tc>
@@ -441,7 +441,7 @@
                 <w:b w:val="0"/>
                 <w:sz w:val="21"/>
               </w:rPr>
-              <w:t>成员A（待填写）</w:t>
+              <w:t>李天灿</w:t>
             </w:r>
           </w:p>
         </w:tc>
@@ -457,7 +457,7 @@
                 <w:b w:val="0"/>
                 <w:sz w:val="21"/>
               </w:rPr>
-              <w:t>需求分析、数据库设计、后端接口、推荐算法、AI 接入、Git 合并与测试</w:t>
+              <w:t>产品规划、需求分析、数据库设计、后端接口、推荐算法、AI 接入、前后端整合、页面体验优化、Git 合并与测试</w:t>
             </w:r>
           </w:p>
         </w:tc>
@@ -473,7 +473,7 @@
                 <w:b w:val="0"/>
                 <w:sz w:val="21"/>
               </w:rPr>
-              <w:t>55%</w:t>
+              <w:t>约 85%</w:t>
             </w:r>
           </w:p>
         </w:tc>
@@ -489,7 +489,7 @@
                 <w:b w:val="0"/>
                 <w:sz w:val="21"/>
               </w:rPr>
-              <w:t>Spring Boot 后端、MySQL 脚本、DeepSeek 推荐解释、接口文档、测试验证</w:t>
+              <w:t>Spring Boot 后端、MySQL 脚本、DeepSeek 推荐解释、核心前端闭环、接口文档、测试验证、实验报告</w:t>
             </w:r>
           </w:p>
         </w:tc>
@@ -507,7 +507,7 @@
                 <w:b w:val="0"/>
                 <w:sz w:val="21"/>
               </w:rPr>
-              <w:t>成员B（待填写）</w:t>
+              <w:t>陈颜西</w:t>
             </w:r>
           </w:p>
         </w:tc>
@@ -523,7 +523,7 @@
                 <w:b w:val="0"/>
                 <w:sz w:val="21"/>
               </w:rPr>
-              <w:t>前端页面、交互流程、UI 风格统一、截图整理、用户端体验优化</w:t>
+              <w:t>前端脚手架、基础布局、首批页面实现、前后端接口初次对接、视觉风格探索</w:t>
             </w:r>
           </w:p>
         </w:tc>
@@ -539,7 +539,7 @@
                 <w:b w:val="0"/>
                 <w:sz w:val="21"/>
               </w:rPr>
-              <w:t>45%</w:t>
+              <w:t>约 15%</w:t>
             </w:r>
           </w:p>
         </w:tc>
@@ -555,7 +555,7 @@
                 <w:b w:val="0"/>
                 <w:sz w:val="21"/>
               </w:rPr>
-              <w:t>Vue 前端、健康档案页、智能推荐页、购物清单、收藏页、维护端页面</w:t>
+              <w:t>Vue 前端基础布局、登录/用户端首批页面、前后端 API 对接初版</w:t>
             </w:r>
           </w:p>
         </w:tc>
@@ -570,7 +570,7 @@
         <w:rPr>
           <w:rFonts w:ascii="Microsoft YaHei" w:hAnsi="Microsoft YaHei" w:eastAsia="Microsoft YaHei"/>
         </w:rPr>
-        <w:t>团队使用 GitHub 作为代码托管平台，采用 main 稳定分支和功能分支开发方式。提交信息统一使用中文，按照 feat、fix、docs、style、refactor、test 等类型描述具体动作。开发过程中每完成一个较清晰的功能点就进行提交，便于回溯问题和展示贡献。</w:t>
+        <w:t>团队使用 GitHub 作为代码托管平台，采用 main 稳定分支和功能分支开发方式。提交信息统一使用中文，按照 feat、fix、docs、style、refactor、test 等类型描述具体动作。开发过程中每完成一个较清晰的功能点就进行提交，便于回溯问题和展示贡献。根据 Git 作者统计，李天灿对应账号 xgmx2005 / LiTiancan 共 142 次提交，陈颜西对应账号 cyx-dawang 共 3 次提交，另有早期项目初始化账号 L2463323447 共 3 次提交。</w:t>
       </w:r>
     </w:p>
     <w:p>
@@ -611,6 +611,25 @@
                 <w:sz w:val="17"/>
               </w:rPr>
               <w:t># Git 协作示例</w:t>
+            </w:r>
+            <w:r>
+              <w:br/>
+            </w:r>
+            <w:r>
+              <w:rPr>
+                <w:rFonts w:ascii="Consolas" w:hAnsi="Consolas" w:eastAsia="Microsoft YaHei"/>
+                <w:sz w:val="17"/>
+              </w:rPr>
+              <w:t>贡献统计：xgmx2005/LiTiancan（李天灿）142 次，cyx-dawang（陈颜西）3 次，L2463323447（初始化账号）3 次</w:t>
+            </w:r>
+            <w:r>
+              <w:br/>
+            </w:r>
+            <w:r>
+              <w:rPr>
+                <w:rFonts w:ascii="Consolas" w:hAnsi="Consolas" w:eastAsia="Microsoft YaHei"/>
+                <w:sz w:val="17"/>
+              </w:rPr>
             </w:r>
             <w:r>
               <w:br/>
@@ -1577,68 +1596,68 @@
     </w:p>
     <w:p>
       <w:pPr>
-        <w:pStyle w:val="ListNumber"/>
+        <w:ind w:left="360" w:hanging="360"/>
       </w:pPr>
       <w:r>
         <w:rPr>
           <w:rFonts w:ascii="Microsoft YaHei" w:hAnsi="Microsoft YaHei" w:eastAsia="Microsoft YaHei"/>
         </w:rPr>
-        <w:t>用户注册或登录后进入系统，JWT 存储在前端状态中，后续接口通过 Authorization 请求头访问。</w:t>
+        <w:t>1. 用户注册或登录后进入系统，JWT 存储在前端状态中，后续接口通过 Authorization 请求头访问。</w:t>
       </w:r>
     </w:p>
     <w:p>
       <w:pPr>
-        <w:pStyle w:val="ListNumber"/>
+        <w:ind w:left="360" w:hanging="360"/>
       </w:pPr>
       <w:r>
         <w:rPr>
           <w:rFonts w:ascii="Microsoft YaHei" w:hAnsi="Microsoft YaHei" w:eastAsia="Microsoft YaHei"/>
         </w:rPr>
-        <w:t>用户完善健康档案，包括身高、体重、BMI、饮食目标、忌口、过敏食材和烹饪时间偏好。</w:t>
+        <w:t>2. 用户完善健康档案，包括身高、体重、BMI、饮食目标、忌口、过敏食材和烹饪时间偏好。</w:t>
       </w:r>
     </w:p>
     <w:p>
       <w:pPr>
-        <w:pStyle w:val="ListNumber"/>
+        <w:ind w:left="360" w:hanging="360"/>
       </w:pPr>
       <w:r>
         <w:rPr>
           <w:rFonts w:ascii="Microsoft YaHei" w:hAnsi="Microsoft YaHei" w:eastAsia="Microsoft YaHei"/>
         </w:rPr>
-        <w:t>智能推荐页通过类似 Agent 的对话方式询问用户想吃什么、已有食材、忌口、人数和时间，并允许手动修改识别到的条件。</w:t>
+        <w:t>3. 智能推荐页通过类似 Agent 的对话方式询问用户想吃什么、已有食材、忌口、人数和时间，并允许手动修改识别到的条件。</w:t>
       </w:r>
     </w:p>
     <w:p>
       <w:pPr>
-        <w:pStyle w:val="ListNumber"/>
+        <w:ind w:left="360" w:hanging="360"/>
       </w:pPr>
       <w:r>
         <w:rPr>
           <w:rFonts w:ascii="Microsoft YaHei" w:hAnsi="Microsoft YaHei" w:eastAsia="Microsoft YaHei"/>
         </w:rPr>
-        <w:t>后端根据健康档案和输入条件构建推荐请求，先进行忌口和过敏硬过滤，再按照食材匹配、饮食目标、口味、烹饪时间和热度打分。</w:t>
+        <w:t>4. 后端根据健康档案和输入条件构建推荐请求，先进行忌口和过敏硬过滤，再按照食材匹配、饮食目标、口味、烹饪时间和热度打分。</w:t>
       </w:r>
     </w:p>
     <w:p>
       <w:pPr>
-        <w:pStyle w:val="ListNumber"/>
+        <w:ind w:left="360" w:hanging="360"/>
       </w:pPr>
       <w:r>
         <w:rPr>
           <w:rFonts w:ascii="Microsoft YaHei" w:hAnsi="Microsoft YaHei" w:eastAsia="Microsoft YaHei"/>
         </w:rPr>
-        <w:t>DeepSeek 根据推荐结果生成更自然的推荐解释；失败时返回后端规则兜底解释。</w:t>
+        <w:t>5. DeepSeek 根据推荐结果生成更自然的推荐解释；失败时返回后端规则兜底解释。</w:t>
       </w:r>
     </w:p>
     <w:p>
       <w:pPr>
-        <w:pStyle w:val="ListNumber"/>
+        <w:ind w:left="360" w:hanging="360"/>
       </w:pPr>
       <w:r>
         <w:rPr>
           <w:rFonts w:ascii="Microsoft YaHei" w:hAnsi="Microsoft YaHei" w:eastAsia="Microsoft YaHei"/>
         </w:rPr>
-        <w:t>用户可进入详情页查看做法步骤、营养和食材清单，也可把单道菜或多道菜加入菜单篮并生成购物清单。</w:t>
+        <w:t>6. 用户可进入详情页查看做法步骤、营养和食材清单，也可把单道菜或多道菜加入菜单篮并生成购物清单。</w:t>
       </w:r>
     </w:p>
     <w:p>
@@ -2193,7 +2212,7 @@
       <w:r>
         <w:drawing>
           <wp:inline xmlns:a="http://schemas.openxmlformats.org/drawingml/2006/main" xmlns:pic="http://schemas.openxmlformats.org/drawingml/2006/picture">
-            <wp:extent cx="5472000" cy="3800000"/>
+            <wp:extent cx="5472000" cy="3420000"/>
             <wp:docPr id="3" name="Picture 3"/>
             <wp:cNvGraphicFramePr>
               <a:graphicFrameLocks noChangeAspect="1"/>
@@ -2214,7 +2233,7 @@
                   <pic:spPr>
                     <a:xfrm>
                       <a:off x="0" y="0"/>
-                      <a:ext cx="5472000" cy="3800000"/>
+                      <a:ext cx="5472000" cy="3420000"/>
                     </a:xfrm>
                     <a:prstGeom prst="rect"/>
                   </pic:spPr>
@@ -2244,7 +2263,7 @@
       <w:r>
         <w:drawing>
           <wp:inline xmlns:a="http://schemas.openxmlformats.org/drawingml/2006/main" xmlns:pic="http://schemas.openxmlformats.org/drawingml/2006/picture">
-            <wp:extent cx="5472000" cy="4993200"/>
+            <wp:extent cx="5472000" cy="3420000"/>
             <wp:docPr id="4" name="Picture 4"/>
             <wp:cNvGraphicFramePr>
               <a:graphicFrameLocks noChangeAspect="1"/>
@@ -2265,7 +2284,7 @@
                   <pic:spPr>
                     <a:xfrm>
                       <a:off x="0" y="0"/>
-                      <a:ext cx="5472000" cy="4993200"/>
+                      <a:ext cx="5472000" cy="3420000"/>
                     </a:xfrm>
                     <a:prstGeom prst="rect"/>
                   </pic:spPr>
@@ -2295,7 +2314,7 @@
       <w:r>
         <w:drawing>
           <wp:inline xmlns:a="http://schemas.openxmlformats.org/drawingml/2006/main" xmlns:pic="http://schemas.openxmlformats.org/drawingml/2006/picture">
-            <wp:extent cx="5472000" cy="3800000"/>
+            <wp:extent cx="5472000" cy="3420000"/>
             <wp:docPr id="5" name="Picture 5"/>
             <wp:cNvGraphicFramePr>
               <a:graphicFrameLocks noChangeAspect="1"/>
@@ -2316,7 +2335,7 @@
                   <pic:spPr>
                     <a:xfrm>
                       <a:off x="0" y="0"/>
-                      <a:ext cx="5472000" cy="3800000"/>
+                      <a:ext cx="5472000" cy="3420000"/>
                     </a:xfrm>
                     <a:prstGeom prst="rect"/>
                   </pic:spPr>
@@ -2346,7 +2365,7 @@
       <w:r>
         <w:drawing>
           <wp:inline xmlns:a="http://schemas.openxmlformats.org/drawingml/2006/main" xmlns:pic="http://schemas.openxmlformats.org/drawingml/2006/picture">
-            <wp:extent cx="5472000" cy="3800000"/>
+            <wp:extent cx="5472000" cy="3420000"/>
             <wp:docPr id="6" name="Picture 6"/>
             <wp:cNvGraphicFramePr>
               <a:graphicFrameLocks noChangeAspect="1"/>
@@ -2367,7 +2386,7 @@
                   <pic:spPr>
                     <a:xfrm>
                       <a:off x="0" y="0"/>
-                      <a:ext cx="5472000" cy="3800000"/>
+                      <a:ext cx="5472000" cy="3420000"/>
                     </a:xfrm>
                     <a:prstGeom prst="rect"/>
                   </pic:spPr>
@@ -2387,7 +2406,58 @@
           <w:color w:val="666666"/>
           <w:sz w:val="18"/>
         </w:rPr>
-        <w:t>图 6 智能推荐：对话式收集条件，生成知识库推荐结果</w:t>
+        <w:t>图 6 智能推荐：对话式收集条件，识别饮食目标、时间、人数和食材</w:t>
+      </w:r>
+    </w:p>
+    <w:p>
+      <w:pPr>
+        <w:jc w:val="center"/>
+      </w:pPr>
+      <w:r>
+        <w:drawing>
+          <wp:inline xmlns:a="http://schemas.openxmlformats.org/drawingml/2006/main" xmlns:pic="http://schemas.openxmlformats.org/drawingml/2006/picture">
+            <wp:extent cx="5472000" cy="3420000"/>
+            <wp:docPr id="7" name="Picture 7"/>
+            <wp:cNvGraphicFramePr>
+              <a:graphicFrameLocks noChangeAspect="1"/>
+            </wp:cNvGraphicFramePr>
+            <a:graphic>
+              <a:graphicData uri="http://schemas.openxmlformats.org/drawingml/2006/picture">
+                <pic:pic>
+                  <pic:nvPicPr>
+                    <pic:cNvPr id="0" name="05-shopping-list.png"/>
+                    <pic:cNvPicPr/>
+                  </pic:nvPicPr>
+                  <pic:blipFill>
+                    <a:blip r:embed="rId15"/>
+                    <a:stretch>
+                      <a:fillRect/>
+                    </a:stretch>
+                  </pic:blipFill>
+                  <pic:spPr>
+                    <a:xfrm>
+                      <a:off x="0" y="0"/>
+                      <a:ext cx="5472000" cy="3420000"/>
+                    </a:xfrm>
+                    <a:prstGeom prst="rect"/>
+                  </pic:spPr>
+                </pic:pic>
+              </a:graphicData>
+            </a:graphic>
+          </wp:inline>
+        </w:drawing>
+      </w:r>
+    </w:p>
+    <w:p>
+      <w:pPr>
+        <w:jc w:val="center"/>
+      </w:pPr>
+      <w:r>
+        <w:rPr>
+          <w:color w:val="666666"/>
+          <w:sz w:val="18"/>
+        </w:rPr>
+        <w:t>图 7 购物清单：按推荐菜谱生成可勾选采购清单</w:t>
       </w:r>
     </w:p>
     <w:p>
@@ -2400,79 +2470,79 @@
     </w:p>
     <w:p>
       <w:pPr>
-        <w:pStyle w:val="ListNumber"/>
+        <w:ind w:left="360" w:hanging="360"/>
       </w:pPr>
       <w:r>
         <w:rPr>
           <w:rFonts w:ascii="Microsoft YaHei" w:hAnsi="Microsoft YaHei" w:eastAsia="Microsoft YaHei"/>
         </w:rPr>
-        <w:t>创建数据库：CREATE DATABASE shanzai_recipe DEFAULT CHARACTER SET utf8mb4 COLLATE utf8mb4_unicode_ci。</w:t>
+        <w:t>1. 创建数据库：CREATE DATABASE shanzai_recipe DEFAULT CHARACTER SET utf8mb4 COLLATE utf8mb4_unicode_ci。</w:t>
       </w:r>
     </w:p>
     <w:p>
       <w:pPr>
-        <w:pStyle w:val="ListNumber"/>
+        <w:ind w:left="360" w:hanging="360"/>
       </w:pPr>
       <w:r>
         <w:rPr>
           <w:rFonts w:ascii="Microsoft YaHei" w:hAnsi="Microsoft YaHei" w:eastAsia="Microsoft YaHei"/>
         </w:rPr>
-        <w:t>导入脚本：依次执行 backend/src/main/resources/db/schema.sql 和 data.sql。</w:t>
+        <w:t>2. 导入脚本：依次执行 backend/src/main/resources/db/schema.sql 和 data.sql。</w:t>
       </w:r>
     </w:p>
     <w:p>
       <w:pPr>
-        <w:pStyle w:val="ListNumber"/>
+        <w:ind w:left="360" w:hanging="360"/>
       </w:pPr>
       <w:r>
         <w:rPr>
           <w:rFonts w:ascii="Microsoft YaHei" w:hAnsi="Microsoft YaHei" w:eastAsia="Microsoft YaHei"/>
         </w:rPr>
-        <w:t>后端启动：进入 backend 目录，执行 mvn spring-boot:run，默认端口为 8081。</w:t>
+        <w:t>3. 后端启动：进入 backend 目录，执行 mvn spring-boot:run，默认端口为 8081。</w:t>
       </w:r>
     </w:p>
     <w:p>
       <w:pPr>
-        <w:pStyle w:val="ListNumber"/>
+        <w:ind w:left="360" w:hanging="360"/>
       </w:pPr>
       <w:r>
         <w:rPr>
           <w:rFonts w:ascii="Microsoft YaHei" w:hAnsi="Microsoft YaHei" w:eastAsia="Microsoft YaHei"/>
         </w:rPr>
-        <w:t>前端启动：进入 frontend 目录，执行 npm install 和 npm run dev，默认地址为 http://localhost:5173。</w:t>
+        <w:t>4. 前端启动：进入 frontend 目录，执行 npm install 和 npm run dev，默认地址为 http://localhost:5173。</w:t>
       </w:r>
     </w:p>
     <w:p>
       <w:pPr>
-        <w:pStyle w:val="ListNumber"/>
+        <w:ind w:left="360" w:hanging="360"/>
       </w:pPr>
       <w:r>
         <w:rPr>
           <w:rFonts w:ascii="Microsoft YaHei" w:hAnsi="Microsoft YaHei" w:eastAsia="Microsoft YaHei"/>
         </w:rPr>
-        <w:t>普通用户演示账号：user1 / 123456；维护端账号：maintainer / 123456。</w:t>
+        <w:t>5. 普通用户演示账号：user1 / 123456；维护端账号：maintainer / 123456。</w:t>
       </w:r>
     </w:p>
     <w:p>
       <w:pPr>
-        <w:pStyle w:val="ListNumber"/>
+        <w:ind w:left="360" w:hanging="360"/>
       </w:pPr>
       <w:r>
         <w:rPr>
           <w:rFonts w:ascii="Microsoft YaHei" w:hAnsi="Microsoft YaHei" w:eastAsia="Microsoft YaHei"/>
         </w:rPr>
-        <w:t>普通用户流程：登录、完善健康档案、进入智能推荐、对话输入条件、查看推荐结果、进入菜谱详情、生成购物清单、收藏菜谱。</w:t>
+        <w:t>6. 普通用户流程：登录、完善健康档案、进入智能推荐、对话输入条件、查看推荐结果、进入菜谱详情、生成购物清单、收藏菜谱。</w:t>
       </w:r>
     </w:p>
     <w:p>
       <w:pPr>
-        <w:pStyle w:val="ListNumber"/>
+        <w:ind w:left="360" w:hanging="360"/>
       </w:pPr>
       <w:r>
         <w:rPr>
           <w:rFonts w:ascii="Microsoft YaHei" w:hAnsi="Microsoft YaHei" w:eastAsia="Microsoft YaHei"/>
         </w:rPr>
-        <w:t>维护端流程：使用 maintainer 登录后进入后台，查看统计看板，维护食材和菜谱数据。</w:t>
+        <w:t>7. 维护端流程：使用 maintainer 登录后进入后台，查看统计看板，维护食材和菜谱数据。</w:t>
       </w:r>
     </w:p>
     <w:p>
